--- a/HW04_DP1.docx
+++ b/HW04_DP1.docx
@@ -3171,11 +3171,19 @@
       <w:pPr>
         <w:spacing w:after="40"/>
       </w:pPr>
+      <w:commentRangeStart w:id="0"/>
       <w:r>
         <w:rPr>
           <w:rFonts w:eastAsia="Calibri"/>
         </w:rPr>
         <w:t>(b)   (2 marks)   State the exact output of the program.</w:t>
+      </w:r>
+      <w:commentRangeEnd w:id="0"/>
+      <w:r>
+        <w:rPr>
+          <w:rStyle w:val="CommentReference"/>
+        </w:rPr>
+        <w:commentReference w:id="0"/>
       </w:r>
     </w:p>
     <w:p>
@@ -3234,6 +3242,7 @@
           <w:lang w:val="en-US"/>
         </w:rPr>
       </w:pPr>
+      <w:commentRangeStart w:id="1"/>
       <w:r>
         <w:rPr>
           <w:rFonts w:eastAsia="Calibri"/>
@@ -3248,6 +3257,13 @@
           <w:lang w:val="en-US"/>
         </w:rPr>
         <w:t>Total is a public variable declared in Tracecall individually</w:t>
+      </w:r>
+      <w:commentRangeEnd w:id="1"/>
+      <w:r>
+        <w:rPr>
+          <w:rStyle w:val="CommentReference"/>
+        </w:rPr>
+        <w:commentReference w:id="1"/>
       </w:r>
     </w:p>
     <w:p>
@@ -3444,6 +3460,7 @@
                 <w:lang w:val="en-US"/>
               </w:rPr>
             </w:pPr>
+            <w:commentRangeStart w:id="2"/>
             <w:r>
               <w:rPr>
                 <w:rFonts w:ascii="Consolas" w:hAnsi="Consolas" w:eastAsia="Consolas"/>
@@ -3458,6 +3475,13 @@
                 <w:lang w:val="en-US"/>
               </w:rPr>
               <w:t>FUNCTION gradeFor(mark:INTEGER) RETURNS CHAR</w:t>
+            </w:r>
+            <w:commentRangeEnd w:id="2"/>
+            <w:r>
+              <w:rPr>
+                <w:rStyle w:val="CommentReference"/>
+              </w:rPr>
+              <w:commentReference w:id="2"/>
             </w:r>
           </w:p>
           <w:p>
@@ -4798,6 +4822,7 @@
                 <w:lang w:val="en-US"/>
               </w:rPr>
             </w:pPr>
+            <w:commentRangeStart w:id="3"/>
             <w:r>
               <w:rPr>
                 <w:rFonts w:ascii="Consolas" w:hAnsi="Consolas" w:eastAsia="Consolas"/>
@@ -4812,6 +4837,13 @@
                 <w:lang w:val="en-US"/>
               </w:rPr>
               <w:t>FUNCTION sumOFDigits(n:INTEGER) RETURNS INTEGER</w:t>
+            </w:r>
+            <w:commentRangeEnd w:id="3"/>
+            <w:r>
+              <w:rPr>
+                <w:rStyle w:val="CommentReference"/>
+              </w:rPr>
+              <w:commentReference w:id="3"/>
             </w:r>
           </w:p>
           <w:p>
@@ -5446,6 +5478,75 @@
     </w:sectPr>
   </w:body>
 </w:document>
+</file>
+
+<file path=word/comments.xml><?xml version="1.0" encoding="utf-8"?>
+<w:comments xmlns:a="http://schemas.openxmlformats.org/drawingml/2006/main" xmlns:pic="http://schemas.openxmlformats.org/drawingml/2006/picture" xmlns:r="http://schemas.openxmlformats.org/officeDocument/2006/relationships" xmlns:w="http://schemas.openxmlformats.org/wordprocessingml/2006/main" xmlns:wp="http://schemas.openxmlformats.org/drawingml/2006/wordprocessingDrawing" xmlns:mc="http://schemas.openxmlformats.org/markup-compatibility/2006" xmlns:a14="http://schemas.microsoft.com/office/drawing/2010/main" xmlns:w14="http://schemas.microsoft.com/office/word/2010/wordml" xmlns:wpc="http://schemas.microsoft.com/office/word/2010/wordprocessingCanvas">
+  <w:comment w:id="0" w:author="Gong Qiushi" w:initials="GQ" w:date="2026-10-17T01:26:27Z">
+    <w:p>
+      <w:pPr>
+        <w:pStyle w:val="CommentText"/>
+      </w:pPr>
+      <w:r>
+        <w:rPr>
+          <w:rStyle w:val="CommentReference"/>
+        </w:rPr>
+        <w:annotationRef/>
+      </w:r>
+      <w:r>
+        <w:t>0/2 - Not answered. - State the two output lines: `Total: 9` and `i is: -1`. (-2)</w:t>
+      </w:r>
+    </w:p>
+  </w:comment>
+  <w:comment w:id="1" w:author="Gong Qiushi" w:initials="GQ" w:date="2026-10-17T01:26:27Z">
+    <w:p>
+      <w:pPr>
+        <w:pStyle w:val="CommentText"/>
+      </w:pPr>
+      <w:r>
+        <w:rPr>
+          <w:rStyle w:val="CommentReference"/>
+        </w:rPr>
+        <w:annotationRef/>
+      </w:r>
+      <w:r>
+        <w:t>1/4 - Incomplete. - `total` is declared in the class body, outside every method, and it is `static` (not `public`). Because there is one copy shared by all calls, the three calls accumulate 5 -&gt; 8 -&gt; 9. (-3)</w:t>
+      </w:r>
+    </w:p>
+  </w:comment>
+  <w:comment w:id="2" w:author="Gong Qiushi" w:initials="GQ" w:date="2026-10-17T01:26:27Z">
+    <w:p>
+      <w:pPr>
+        <w:pStyle w:val="CommentText"/>
+      </w:pPr>
+      <w:r>
+        <w:rPr>
+          <w:rStyle w:val="CommentReference"/>
+        </w:rPr>
+        <w:annotationRef/>
+      </w:r>
+      <w:r>
+        <w:t>12/16 - The function outputs instead of returning. - `gradeFor` must RETURN the grade as a String (`RETURN "A"`, ...); as written it prints the letter and returns nothing, so `OUTPUT "Grade: " &amp; gradeFor(mark)` cannot work. `main` reads the mark and prints `Grade: ` followed by the returned value. Also show the expected output. The CASE structure and the boundaries are correct (CASE is accepted). (-4)</w:t>
+      </w:r>
+    </w:p>
+  </w:comment>
+  <w:comment w:id="3" w:author="Gong Qiushi" w:initials="GQ" w:date="2026-10-17T01:26:27Z">
+    <w:p>
+      <w:pPr>
+        <w:pStyle w:val="CommentText"/>
+      </w:pPr>
+      <w:r>
+        <w:rPr>
+          <w:rStyle w:val="CommentReference"/>
+        </w:rPr>
+        <w:annotationRef/>
+      </w:r>
+      <w:r>
+        <w:t>17/22 - Two corrections. - (1) `n &lt;- NUM_TO_STR(n)` assigns a string to an integer parameter — declare a separate STRING variable to hold the converted value. (2) The last line prints the literal `N` — output the variable instead: `OUTPUT("Digital root: ", N)`. The digit-sum method and the loop are otherwise correct. (-5)</w:t>
+      </w:r>
+    </w:p>
+  </w:comment>
+</w:comments>
 </file>
 
 <file path=word/endnotes.xml><?xml version="1.0" encoding="utf-8"?>
